--- a/airbnb_prediction/documentation.docx
+++ b/airbnb_prediction/documentation.docx
@@ -27,12 +27,33 @@
     <w:p/>
     <w:p>
       <w:r>
-        <w:t>Price är från början i $ och typen är en string och innehåller $ och ,</w:t>
-      </w:r>
-    </w:p>
-    <w:p>
-      <w:r>
-        <w:t>Vi replacar både $ och , med ’’ och konverterar sedan till float.</w:t>
+        <w:t xml:space="preserve">Price är från början i $ och typen är en string och innehåller $ </w:t>
+      </w:r>
+      <w:proofErr w:type="gramStart"/>
+      <w:r>
+        <w:t>och ,</w:t>
+      </w:r>
+      <w:proofErr w:type="gramEnd"/>
+    </w:p>
+    <w:p>
+      <w:r>
+        <w:t xml:space="preserve">Vi replacar både $ </w:t>
+      </w:r>
+      <w:proofErr w:type="gramStart"/>
+      <w:r>
+        <w:t>och ,</w:t>
+      </w:r>
+      <w:proofErr w:type="gramEnd"/>
+      <w:r>
+        <w:t xml:space="preserve"> </w:t>
+      </w:r>
+      <w:proofErr w:type="gramStart"/>
+      <w:r>
+        <w:t>med ’</w:t>
+      </w:r>
+      <w:proofErr w:type="gramEnd"/>
+      <w:r>
+        <w:t>’ och konverterar sedan till float.</w:t>
       </w:r>
     </w:p>
     <w:p>
@@ -78,11 +99,19 @@
           <w:lang w:val="en-US"/>
         </w:rPr>
       </w:pPr>
-      <w:r>
-        <w:rPr>
-          <w:lang w:val="en-US"/>
-        </w:rPr>
-        <w:t>std        3704.741906</w:t>
+      <w:proofErr w:type="gramStart"/>
+      <w:r>
+        <w:rPr>
+          <w:lang w:val="en-US"/>
+        </w:rPr>
+        <w:t xml:space="preserve">std       </w:t>
+      </w:r>
+      <w:proofErr w:type="gramEnd"/>
+      <w:r>
+        <w:rPr>
+          <w:lang w:val="en-US"/>
+        </w:rPr>
+        <w:t xml:space="preserve"> 3704.741906</w:t>
       </w:r>
     </w:p>
     <w:p>
@@ -212,8 +241,21 @@
     </w:p>
     <w:p>
       <w:r>
-        <w:t>Vilket blir 112218 när vi tar bort $ och ,</w:t>
-      </w:r>
+        <w:t xml:space="preserve">Vilket blir </w:t>
+      </w:r>
+      <w:proofErr w:type="gramStart"/>
+      <w:r>
+        <w:t>112218</w:t>
+      </w:r>
+      <w:proofErr w:type="gramEnd"/>
+      <w:r>
+        <w:t xml:space="preserve"> när vi tar bort $ </w:t>
+      </w:r>
+      <w:proofErr w:type="gramStart"/>
+      <w:r>
+        <w:t>och ,</w:t>
+      </w:r>
+      <w:proofErr w:type="gramEnd"/>
     </w:p>
     <w:p>
       <w:r>
@@ -231,6 +273,179 @@
       <w:r>
         <w:t>.</w:t>
       </w:r>
+    </w:p>
+    <w:p>
+      <w:r>
+        <w:t>Vi väljer att filtrera bort dessa extremvärden</w:t>
+      </w:r>
+      <w:r>
+        <w:t>/outliers</w:t>
+      </w:r>
+      <w:r>
+        <w:t xml:space="preserve"> genom att filtrera på 99 percentilen</w:t>
+      </w:r>
+      <w:r>
+        <w:t xml:space="preserve"> (</w:t>
+      </w:r>
+      <w:r>
+        <w:rPr>
+          <w:b/>
+          <w:bCs/>
+        </w:rPr>
+        <w:t>percentilcappning</w:t>
+      </w:r>
+      <w:r>
+        <w:rPr>
+          <w:b/>
+          <w:bCs/>
+        </w:rPr>
+        <w:t>)</w:t>
+      </w:r>
+      <w:r>
+        <w:t>.</w:t>
+      </w:r>
+    </w:p>
+    <w:p/>
+    <w:p>
+      <w:r>
+        <w:lastRenderedPageBreak/>
+        <w:t xml:space="preserve">Vi upptäcker att det verkar vara datainmatningsfel på bedrooms också, någon ligger på </w:t>
+      </w:r>
+      <w:proofErr w:type="gramStart"/>
+      <w:r>
+        <w:t>50 st.</w:t>
+      </w:r>
+      <w:proofErr w:type="gramEnd"/>
+      <w:r>
+        <w:t xml:space="preserve"> 50 rum motsvarar hela hotellets kapacitet.</w:t>
+      </w:r>
+    </w:p>
+    <w:p>
+      <w:pPr>
+        <w:rPr>
+          <w:lang w:val="en-US"/>
+        </w:rPr>
+      </w:pPr>
+      <w:r>
+        <w:rPr>
+          <w:lang w:val="en-US"/>
+        </w:rPr>
+        <w:t xml:space="preserve">print(df[df['bedrooms'] &gt; </w:t>
+      </w:r>
+      <w:proofErr w:type="gramStart"/>
+      <w:r>
+        <w:rPr>
+          <w:lang w:val="en-US"/>
+        </w:rPr>
+        <w:t>20][</w:t>
+      </w:r>
+      <w:proofErr w:type="gramEnd"/>
+      <w:r>
+        <w:rPr>
+          <w:lang w:val="en-US"/>
+        </w:rPr>
+        <w:t>['name', 'room_type', 'property_type', 'bedrooms', 'bathrooms', 'accommodates', 'price']])</w:t>
+      </w:r>
+    </w:p>
+    <w:p>
+      <w:pPr>
+        <w:rPr>
+          <w:lang w:val="en-US"/>
+        </w:rPr>
+      </w:pPr>
+      <w:r>
+        <w:rPr>
+          <w:lang w:val="en-US"/>
+        </w:rPr>
+        <w:t>name     room_type  property_type  bedrooms  bathrooms  \</w:t>
+      </w:r>
+    </w:p>
+    <w:p>
+      <w:pPr>
+        <w:rPr>
+          <w:lang w:val="en-US"/>
+        </w:rPr>
+      </w:pPr>
+      <w:proofErr w:type="gramStart"/>
+      <w:r>
+        <w:rPr>
+          <w:lang w:val="en-US"/>
+        </w:rPr>
+        <w:t>3929  Älvsjö</w:t>
+      </w:r>
+      <w:proofErr w:type="gramEnd"/>
+      <w:r>
+        <w:rPr>
+          <w:lang w:val="en-US"/>
+        </w:rPr>
+        <w:t xml:space="preserve"> </w:t>
+      </w:r>
+      <w:proofErr w:type="gramStart"/>
+      <w:r>
+        <w:rPr>
+          <w:lang w:val="en-US"/>
+        </w:rPr>
+        <w:t>Stadshotell  Private</w:t>
+      </w:r>
+      <w:proofErr w:type="gramEnd"/>
+      <w:r>
+        <w:rPr>
+          <w:lang w:val="en-US"/>
+        </w:rPr>
+        <w:t xml:space="preserve"> </w:t>
+      </w:r>
+      <w:proofErr w:type="gramStart"/>
+      <w:r>
+        <w:rPr>
+          <w:lang w:val="en-US"/>
+        </w:rPr>
+        <w:t>room  Room</w:t>
+      </w:r>
+      <w:proofErr w:type="gramEnd"/>
+      <w:r>
+        <w:rPr>
+          <w:lang w:val="en-US"/>
+        </w:rPr>
+        <w:t xml:space="preserve"> in hotel      50.0       50.0   </w:t>
+      </w:r>
+    </w:p>
+    <w:p>
+      <w:pPr>
+        <w:rPr>
+          <w:lang w:val="en-US"/>
+        </w:rPr>
+      </w:pPr>
+    </w:p>
+    <w:p>
+      <w:r>
+        <w:rPr>
+          <w:lang w:val="en-US"/>
+        </w:rPr>
+        <w:t xml:space="preserve">      </w:t>
+      </w:r>
+      <w:r>
+        <w:t xml:space="preserve">accommodates   price  </w:t>
+      </w:r>
+    </w:p>
+    <w:p>
+      <w:r>
+        <w:t xml:space="preserve">3929            </w:t>
+      </w:r>
+      <w:proofErr w:type="gramStart"/>
+      <w:r>
+        <w:t>16  1533.0</w:t>
+      </w:r>
+      <w:proofErr w:type="gramEnd"/>
+      <w:r>
+        <w:t xml:space="preserve">  </w:t>
+      </w:r>
+    </w:p>
+    <w:p>
+      <w:pPr>
+        <w:rPr>
+          <w:lang w:val="en-US"/>
+        </w:rPr>
+      </w:pPr>
     </w:p>
     <w:sectPr>
       <w:pgSz w:w="12240" w:h="15840"/>
